--- a/Course_Structures/12_Data_Analytics.docx
+++ b/Course_Structures/12_Data_Analytics.docx
@@ -501,6 +501,70 @@
         <w:pStyle w:val="Heading1"/>
       </w:pPr>
       <w:r>
+        <w:t>Stock Market Project Ideas (Bonus Extensions)</w:t>
+      </w:r>
+    </w:p>
+    <w:p>
+      <w:pPr>
+        <w:pStyle w:val="ListBullet"/>
+      </w:pPr>
+      <w:r>
+        <w:t>Stock Price Analysis – fetch historical data with yfinance, calculate returns, plot trends</w:t>
+      </w:r>
+    </w:p>
+    <w:p>
+      <w:pPr>
+        <w:pStyle w:val="ListBullet"/>
+      </w:pPr>
+      <w:r>
+        <w:t>Moving Average Crossover – visualize 50-day vs 200-day moving averages for buy/sell signals</w:t>
+      </w:r>
+    </w:p>
+    <w:p>
+      <w:pPr>
+        <w:pStyle w:val="ListBullet"/>
+      </w:pPr>
+      <w:r>
+        <w:t>Stock Correlation Heatmap – analyze which Nifty 50 stocks move together</w:t>
+      </w:r>
+    </w:p>
+    <w:p>
+      <w:pPr>
+        <w:pStyle w:val="ListBullet"/>
+      </w:pPr>
+      <w:r>
+        <w:t>Sector Performance Dashboard – compare IT, Banking, Pharma sector returns over time</w:t>
+      </w:r>
+    </w:p>
+    <w:p>
+      <w:pPr>
+        <w:pStyle w:val="ListBullet"/>
+      </w:pPr>
+      <w:r>
+        <w:t>SIP vs Lumpsum Calculator – model investment returns with real mutual fund NAV data</w:t>
+      </w:r>
+    </w:p>
+    <w:p>
+      <w:pPr>
+        <w:pStyle w:val="ListBullet"/>
+      </w:pPr>
+      <w:r>
+        <w:t>IPO Analysis – scrape/import IPO listing data, analyze listing day gains by sector</w:t>
+      </w:r>
+    </w:p>
+    <w:p>
+      <w:pPr>
+        <w:pStyle w:val="ListBullet"/>
+      </w:pPr>
+      <w:r>
+        <w:t>Portfolio Risk Analysis – calculate Sharpe ratio, volatility, and diversification metrics</w:t>
+      </w:r>
+    </w:p>
+    <w:p>
+      <w:pPr>
+        <w:pStyle w:val="Heading1"/>
+      </w:pPr>
+      <w:r>
         <w:t>Portfolio Outcome</w:t>
       </w:r>
     </w:p>
@@ -565,7 +629,7 @@
           <w:color w:val="666666"/>
           <w:sz w:val="20"/>
         </w:rPr>
-        <w:t>worldwithweb.com/courses</w:t>
+        <w:t>worldwithweb.com</w:t>
       </w:r>
       <w:r>
         <w:rPr>
